--- a/docs/reference/TheDigitalCardBox User Journey and Economics.docx
+++ b/docs/reference/TheDigitalCardBox User Journey and Economics.docx
@@ -3886,6 +3886,19 @@
         <w:t xml:space="preserve">Existing feature stories own behavior; existing Security stories own encryption and tested database/media restore, published retention and a manual deletion runbook. Database design alone is not implementation or verified transaction history. Guest intake closure does not delete private CardVault records or promise indefinite hosting. Automated deletion and future checkout remain Post-MVP.</w:t>
       </w:r>
     </w:p>
+    <w:p>
+      <w:pPr>
+        <w:pStyle w:val="Heading2"/>
+      </w:pPr>
+      <w:r>
+        <w:t>21 October 2026 DEV review extension</w:t>
+      </w:r>
+    </w:p>
+    <w:p>
+      <w:r>
+        <w:t>The card journey offers 26 original collection templates and a searchable same-origin store of 24 GIFs, with four opening home carousel examples. Selected GIFs start when a card opens, stop automatically and respect reduced motion. AI card artwork uses only controlled design selections; private notes remain editable and are never sent to the image provider. Provider failures, safety refusals and limits preserve manual cards. Public feedback is saved privately for operator review. See docs/specs/CARD_MEDIA.md for current review and key setup.</w:t>
+      </w:r>
+    </w:p>
     <w:sectPr>
       <w:footerReference w:type="default" r:id="rId9"/>
       <w:pgSz w:w="12240" w:h="15840"/>

--- a/docs/reference/TheDigitalCardBox User Journey and Economics.docx
+++ b/docs/reference/TheDigitalCardBox User Journey and Economics.docx
@@ -3899,6 +3899,19 @@
         <w:t>The card journey offers 26 original collection templates and a searchable same-origin store of 24 GIFs, with four opening home carousel examples. Selected GIFs start when a card opens, stop automatically and respect reduced motion. AI card artwork uses only controlled design selections; private notes remain editable and are never sent to the image provider. Provider failures, safety refusals and limits preserve manual cards. Public feedback is saved privately for operator review. See docs/specs/CARD_MEDIA.md for current review and key setup.</w:t>
       </w:r>
     </w:p>
+    <w:p>
+      <w:pPr>
+        <w:pStyle w:val="Heading2"/>
+      </w:pPr>
+      <w:r>
+        <w:t>22 October 2026 freely licensed animations</w:t>
+      </w:r>
+    </w:p>
+    <w:p>
+      <w:r>
+        <w:t>The 22 October GIF picker has 144 choices, multiword search, feeling/occasion shortcuts and 24-result pages. The 120 added Noto animations can be stored with the cards under CC BY 4.0 with attribution. Static posters, play/pause and reduced motion remain available. CardVault exports and the new book-animation archive include actual media and credits; these data archives are separate from paid polished book delivery. No GIF provider subscription or custom agreement is needed.</w:t>
+      </w:r>
+    </w:p>
     <w:sectPr>
       <w:footerReference w:type="default" r:id="rId9"/>
       <w:pgSz w:w="12240" w:h="15840"/>

--- a/docs/reference/TheDigitalCardBox User Journey and Economics.docx
+++ b/docs/reference/TheDigitalCardBox User Journey and Economics.docx
@@ -3912,6 +3912,11 @@
         <w:t>The 22 October GIF picker has 144 choices, multiword search, feeling/occasion shortcuts and 24-result pages. The 120 added Noto animations can be stored with the cards under CC BY 4.0 with attribution. Static posters, play/pause and reduced motion remain available. CardVault exports and the new book-animation archive include actual media and credits; these data archives are separate from paid polished book delivery. No GIF provider subscription or custom agreement is needed.</w:t>
       </w:r>
     </w:p>
+    <w:p>
+      <w:r>
+        <w:t xml:space="preserve">22 October 2026 — Home comparison presentation: show the original before-and-after artwork without its charcoal screenshot surround, using a proportional CSS viewport in both the page and full-size dialog. Preserve all original artwork, lettering and comparison panels; add no replacement bitmap, frame or shadow. Keep the compact phone height budget, accessible description, keyboard opening, Escape/close and focus return. Story #85 under epic #84 remains open and In Progress for owner review.</w:t>
+      </w:r>
+    </w:p>
     <w:sectPr>
       <w:footerReference w:type="default" r:id="rId9"/>
       <w:pgSz w:w="12240" w:h="15840"/>
